--- a/Program System Development/Distributed_Systems_Simple.docx
+++ b/Program System Development/Distributed_Systems_Simple.docx
@@ -43,29 +43,7 @@
           <w:sz w:val="19"/>
           <w:szCs w:val="19"/>
         </w:rPr>
-        <w:t xml:space="preserve">Program Systems Development — CS MSc Final </w:t>
-      </w:r>
-      <w:proofErr w:type="gramStart"/>
-      <w:r>
-        <w:rPr>
-          <w:i/>
-          <w:iCs/>
-          <w:color w:val="999999"/>
-          <w:sz w:val="19"/>
-          <w:szCs w:val="19"/>
-        </w:rPr>
-        <w:t>Exam  |</w:t>
-      </w:r>
-      <w:proofErr w:type="gramEnd"/>
-      <w:r>
-        <w:rPr>
-          <w:i/>
-          <w:iCs/>
-          <w:color w:val="999999"/>
-          <w:sz w:val="19"/>
-          <w:szCs w:val="19"/>
-        </w:rPr>
-        <w:t xml:space="preserve">  Part 1: Learn it   Part 2: Exam Q&amp;A</w:t>
+        <w:t>Program Systems Development — CS MSc Final Exam  |  Part 1: Learn it   Part 2: Exam Q&amp;A</w:t>
       </w:r>
     </w:p>
     <w:p>
@@ -123,20 +101,8 @@
           <w:sz w:val="30"/>
           <w:szCs w:val="30"/>
         </w:rPr>
-        <w:t xml:space="preserve">the </w:t>
+        <w:t>the distributed</w:t>
       </w:r>
-      <w:proofErr w:type="gramStart"/>
-      <w:r>
-        <w:rPr>
-          <w:b/>
-          <w:bCs/>
-          <w:color w:val="1F4E79"/>
-          <w:sz w:val="30"/>
-          <w:szCs w:val="30"/>
-        </w:rPr>
-        <w:t>distributed</w:t>
-      </w:r>
-      <w:proofErr w:type="gramEnd"/>
       <w:r>
         <w:rPr>
           <w:b/>
@@ -3165,25 +3131,7 @@
                 <w:sz w:val="20"/>
                 <w:szCs w:val="20"/>
               </w:rPr>
-              <w:t xml:space="preserve">Weaker consistency = less coordination = faster and more </w:t>
-            </w:r>
-            <w:proofErr w:type="gramStart"/>
-            <w:r>
-              <w:rPr>
-                <w:color w:val="1A5276"/>
-                <w:sz w:val="20"/>
-                <w:szCs w:val="20"/>
-              </w:rPr>
-              <w:t>available, but</w:t>
-            </w:r>
-            <w:proofErr w:type="gramEnd"/>
-            <w:r>
-              <w:rPr>
-                <w:color w:val="1A5276"/>
-                <w:sz w:val="20"/>
-                <w:szCs w:val="20"/>
-              </w:rPr>
-              <w:t xml:space="preserve"> reads may be stale.</w:t>
+              <w:t>Weaker consistency = less coordination = faster and more available, but reads may be stale.</w:t>
             </w:r>
           </w:p>
           <w:p>
@@ -3225,15 +3173,7 @@
         <w:spacing w:before="32" w:after="32"/>
       </w:pPr>
       <w:r>
-        <w:t xml:space="preserve">Strong consistency: every </w:t>
-      </w:r>
-      <w:proofErr w:type="gramStart"/>
-      <w:r>
-        <w:t>read</w:t>
-      </w:r>
-      <w:proofErr w:type="gramEnd"/>
-      <w:r>
-        <w:t xml:space="preserve"> always sees the latest write. Expensive. Good for banks.</w:t>
+        <w:t>Strong consistency: every read always sees the latest write. Expensive. Good for banks.</w:t>
       </w:r>
     </w:p>
     <w:p>
@@ -3245,21 +3185,8 @@
         </w:numPr>
         <w:spacing w:before="32" w:after="32"/>
       </w:pPr>
-      <w:proofErr w:type="gramStart"/>
       <w:r>
-        <w:t>Eventual</w:t>
-      </w:r>
-      <w:proofErr w:type="gramEnd"/>
-      <w:r>
-        <w:t xml:space="preserve"> consistency: </w:t>
-      </w:r>
-      <w:proofErr w:type="gramStart"/>
-      <w:r>
-        <w:t>reads</w:t>
-      </w:r>
-      <w:proofErr w:type="gramEnd"/>
-      <w:r>
-        <w:t xml:space="preserve"> may be stale, but all nodes converge over time. Cheap. Good for social feeds.</w:t>
+        <w:t>Eventual consistency: reads may be stale, but all nodes converge over time. Cheap. Good for social feeds.</w:t>
       </w:r>
     </w:p>
     <w:p>
@@ -3314,23 +3241,7 @@
         <w:spacing w:before="46" w:after="46"/>
       </w:pPr>
       <w:r>
-        <w:t xml:space="preserve">CQRS is an architectural pattern. The idea is simple: </w:t>
-      </w:r>
-      <w:proofErr w:type="gramStart"/>
-      <w:r>
-        <w:t>reads</w:t>
-      </w:r>
-      <w:proofErr w:type="gramEnd"/>
-      <w:r>
-        <w:t xml:space="preserve"> and </w:t>
-      </w:r>
-      <w:proofErr w:type="gramStart"/>
-      <w:r>
-        <w:t>writes</w:t>
-      </w:r>
-      <w:proofErr w:type="gramEnd"/>
-      <w:r>
-        <w:t xml:space="preserve"> are very different, so handle them with </w:t>
+        <w:t xml:space="preserve">CQRS is an architectural pattern. The idea is simple: reads and writes are very different, so handle them with </w:t>
       </w:r>
       <w:r>
         <w:t>separate</w:t>
@@ -3757,23 +3668,7 @@
                 <w:sz w:val="19"/>
                 <w:szCs w:val="19"/>
               </w:rPr>
-              <w:t xml:space="preserve">Data. </w:t>
-            </w:r>
-            <w:proofErr w:type="gramStart"/>
-            <w:r>
-              <w:rPr>
-                <w:sz w:val="19"/>
-                <w:szCs w:val="19"/>
-              </w:rPr>
-              <w:t>Never</w:t>
-            </w:r>
-            <w:proofErr w:type="gramEnd"/>
-            <w:r>
-              <w:rPr>
-                <w:sz w:val="19"/>
-                <w:szCs w:val="19"/>
-              </w:rPr>
-              <w:t xml:space="preserve"> changes anything.</w:t>
+              <w:t>Data. Never changes anything.</w:t>
             </w:r>
           </w:p>
         </w:tc>
@@ -3886,7 +3781,6 @@
               <w:t xml:space="preserve">Elasticsearch or Redis (fast, </w:t>
             </w:r>
             <w:proofErr w:type="spellStart"/>
-            <w:proofErr w:type="gramStart"/>
             <w:r>
               <w:rPr>
                 <w:color w:val="1A5276"/>
@@ -3902,16 +3796,7 @@
                 <w:sz w:val="20"/>
                 <w:szCs w:val="20"/>
               </w:rPr>
-              <w:t>) —</w:t>
-            </w:r>
-            <w:proofErr w:type="gramEnd"/>
-            <w:r>
-              <w:rPr>
-                <w:color w:val="1A5276"/>
-                <w:sz w:val="20"/>
-                <w:szCs w:val="20"/>
-              </w:rPr>
-              <w:t xml:space="preserve"> each </w:t>
+              <w:t xml:space="preserve">) — each </w:t>
             </w:r>
             <w:proofErr w:type="spellStart"/>
             <w:r>
@@ -4000,21 +3885,14 @@
         </w:numPr>
         <w:spacing w:before="32" w:after="32"/>
       </w:pPr>
-      <w:proofErr w:type="gramStart"/>
       <w:r>
-        <w:t>Write</w:t>
-      </w:r>
-      <w:proofErr w:type="gramEnd"/>
-      <w:r>
-        <w:t xml:space="preserve"> database is updated (</w:t>
+        <w:t>Write database is updated (</w:t>
       </w:r>
       <w:proofErr w:type="spellStart"/>
-      <w:proofErr w:type="gramStart"/>
       <w:r>
         <w:t>normalised</w:t>
       </w:r>
       <w:proofErr w:type="spellEnd"/>
-      <w:proofErr w:type="gramEnd"/>
       <w:r>
         <w:t>, ACID-safe)</w:t>
       </w:r>
@@ -4393,23 +4271,7 @@
                 <w:sz w:val="19"/>
                 <w:szCs w:val="19"/>
               </w:rPr>
-              <w:t xml:space="preserve">You need different databases for </w:t>
-            </w:r>
-            <w:proofErr w:type="gramStart"/>
-            <w:r>
-              <w:rPr>
-                <w:sz w:val="19"/>
-                <w:szCs w:val="19"/>
-              </w:rPr>
-              <w:t>reads</w:t>
-            </w:r>
-            <w:proofErr w:type="gramEnd"/>
-            <w:r>
-              <w:rPr>
-                <w:sz w:val="19"/>
-                <w:szCs w:val="19"/>
-              </w:rPr>
-              <w:t xml:space="preserve"> vs writes</w:t>
+              <w:t>You need different databases for reads vs writes</w:t>
             </w:r>
           </w:p>
         </w:tc>
@@ -4465,23 +4327,7 @@
                 <w:sz w:val="19"/>
                 <w:szCs w:val="19"/>
               </w:rPr>
-              <w:t xml:space="preserve">You want to rebuild </w:t>
-            </w:r>
-            <w:proofErr w:type="gramStart"/>
-            <w:r>
-              <w:rPr>
-                <w:sz w:val="19"/>
-                <w:szCs w:val="19"/>
-              </w:rPr>
-              <w:t>read</w:t>
-            </w:r>
-            <w:proofErr w:type="gramEnd"/>
-            <w:r>
-              <w:rPr>
-                <w:sz w:val="19"/>
-                <w:szCs w:val="19"/>
-              </w:rPr>
-              <w:t xml:space="preserve"> views without touching write data</w:t>
+              <w:t>You want to rebuild read views without touching write data</w:t>
             </w:r>
           </w:p>
         </w:tc>
@@ -4555,11 +4401,9 @@
       <w:r>
         <w:t xml:space="preserve">These are not four separate topics. </w:t>
       </w:r>
-      <w:proofErr w:type="gramStart"/>
       <w:r>
-        <w:t>They</w:t>
+        <w:t>There</w:t>
       </w:r>
-      <w:proofErr w:type="gramEnd"/>
       <w:r>
         <w:t xml:space="preserve"> are four answers to the same question: how do you build a reliable system across many machines?</w:t>
       </w:r>
@@ -4874,39 +4718,7 @@
                 <w:sz w:val="19"/>
                 <w:szCs w:val="19"/>
               </w:rPr>
-              <w:t xml:space="preserve">How do you design around these limits? </w:t>
-            </w:r>
-            <w:proofErr w:type="gramStart"/>
-            <w:r>
-              <w:rPr>
-                <w:sz w:val="19"/>
-                <w:szCs w:val="19"/>
-              </w:rPr>
-              <w:t>— Separate writes</w:t>
-            </w:r>
-            <w:proofErr w:type="gramEnd"/>
-            <w:r>
-              <w:rPr>
-                <w:sz w:val="19"/>
-                <w:szCs w:val="19"/>
-              </w:rPr>
-              <w:t xml:space="preserve"> (need consistency) from </w:t>
-            </w:r>
-            <w:proofErr w:type="gramStart"/>
-            <w:r>
-              <w:rPr>
-                <w:sz w:val="19"/>
-                <w:szCs w:val="19"/>
-              </w:rPr>
-              <w:t>reads</w:t>
-            </w:r>
-            <w:proofErr w:type="gramEnd"/>
-            <w:r>
-              <w:rPr>
-                <w:sz w:val="19"/>
-                <w:szCs w:val="19"/>
-              </w:rPr>
-              <w:t xml:space="preserve"> (need speed).</w:t>
+              <w:t>How do you design around these limits? — Separate writes (need consistency) from reads (need speed).</w:t>
             </w:r>
           </w:p>
         </w:tc>
@@ -5562,46 +5374,26 @@
             <w:pPr>
               <w:spacing w:before="24" w:after="24"/>
             </w:pPr>
-            <w:proofErr w:type="gramStart"/>
             <w:r>
               <w:rPr>
                 <w:color w:val="1A1A1A"/>
                 <w:sz w:val="20"/>
                 <w:szCs w:val="20"/>
               </w:rPr>
-              <w:t>S  —</w:t>
-            </w:r>
-            <w:proofErr w:type="gramEnd"/>
+              <w:t>S  — Soft state: state can change over time as nodes sync.</w:t>
+            </w:r>
+          </w:p>
+          <w:p>
+            <w:pPr>
+              <w:spacing w:before="24" w:after="24"/>
+            </w:pPr>
             <w:r>
               <w:rPr>
                 <w:color w:val="1A1A1A"/>
                 <w:sz w:val="20"/>
                 <w:szCs w:val="20"/>
               </w:rPr>
-              <w:t xml:space="preserve"> Soft state: state can change over time as nodes sync.</w:t>
-            </w:r>
-          </w:p>
-          <w:p>
-            <w:pPr>
-              <w:spacing w:before="24" w:after="24"/>
-            </w:pPr>
-            <w:proofErr w:type="gramStart"/>
-            <w:r>
-              <w:rPr>
-                <w:color w:val="1A1A1A"/>
-                <w:sz w:val="20"/>
-                <w:szCs w:val="20"/>
-              </w:rPr>
-              <w:t>E  —</w:t>
-            </w:r>
-            <w:proofErr w:type="gramEnd"/>
-            <w:r>
-              <w:rPr>
-                <w:color w:val="1A1A1A"/>
-                <w:sz w:val="20"/>
-                <w:szCs w:val="20"/>
-              </w:rPr>
-              <w:t xml:space="preserve"> Eventually consistent: all nodes will agree eventually, just not immediately.</w:t>
+              <w:t>E  — Eventually consistent: all nodes will agree eventually, just not immediately.</w:t>
             </w:r>
           </w:p>
           <w:p>
@@ -5937,23 +5729,26 @@
             <w:pPr>
               <w:spacing w:before="24" w:after="24"/>
             </w:pPr>
-            <w:proofErr w:type="gramStart"/>
             <w:r>
               <w:rPr>
                 <w:color w:val="1A1A1A"/>
                 <w:sz w:val="20"/>
                 <w:szCs w:val="20"/>
               </w:rPr>
-              <w:t>Eventual</w:t>
-            </w:r>
-            <w:proofErr w:type="gramEnd"/>
+              <w:t>Eventual: reads may be stale, but all nodes converge over time. No coordination — fast.</w:t>
+            </w:r>
+          </w:p>
+          <w:p>
+            <w:pPr>
+              <w:spacing w:before="24" w:after="24"/>
+            </w:pPr>
             <w:r>
               <w:rPr>
                 <w:color w:val="1A1A1A"/>
                 <w:sz w:val="20"/>
                 <w:szCs w:val="20"/>
               </w:rPr>
-              <w:t>: reads may be stale, but all nodes converge over time. No coordination — fast.</w:t>
+              <w:t>Strong consistency sacrifices availability and performance to guarantee correctness.</w:t>
             </w:r>
           </w:p>
           <w:p>
@@ -5966,30 +5761,7 @@
                 <w:sz w:val="20"/>
                 <w:szCs w:val="20"/>
               </w:rPr>
-              <w:t>Strong consistency sacrifices availability and performance to guarantee correctness.</w:t>
-            </w:r>
-          </w:p>
-          <w:p>
-            <w:pPr>
-              <w:spacing w:before="24" w:after="24"/>
-            </w:pPr>
-            <w:proofErr w:type="gramStart"/>
-            <w:r>
-              <w:rPr>
-                <w:color w:val="1A1A1A"/>
-                <w:sz w:val="20"/>
-                <w:szCs w:val="20"/>
-              </w:rPr>
-              <w:t>Eventual consistency</w:t>
-            </w:r>
-            <w:proofErr w:type="gramEnd"/>
-            <w:r>
-              <w:rPr>
-                <w:color w:val="1A1A1A"/>
-                <w:sz w:val="20"/>
-                <w:szCs w:val="20"/>
-              </w:rPr>
-              <w:t xml:space="preserve"> sacrifices immediate correctness to gain availability and speed.</w:t>
+              <w:t>Eventual consistency sacrifices immediate correctness to gain availability and speed.</w:t>
             </w:r>
           </w:p>
         </w:tc>
@@ -6409,43 +6181,7 @@
                 <w:sz w:val="20"/>
                 <w:szCs w:val="20"/>
               </w:rPr>
-              <w:t xml:space="preserve"> for each side (e.g. PostgreSQL for </w:t>
-            </w:r>
-            <w:proofErr w:type="gramStart"/>
-            <w:r>
-              <w:rPr>
-                <w:color w:val="1A1A1A"/>
-                <w:sz w:val="20"/>
-                <w:szCs w:val="20"/>
-              </w:rPr>
-              <w:t>writes</w:t>
-            </w:r>
-            <w:proofErr w:type="gramEnd"/>
-            <w:r>
-              <w:rPr>
-                <w:color w:val="1A1A1A"/>
-                <w:sz w:val="20"/>
-                <w:szCs w:val="20"/>
-              </w:rPr>
-              <w:t xml:space="preserve">, Redis for </w:t>
-            </w:r>
-            <w:proofErr w:type="gramStart"/>
-            <w:r>
-              <w:rPr>
-                <w:color w:val="1A1A1A"/>
-                <w:sz w:val="20"/>
-                <w:szCs w:val="20"/>
-              </w:rPr>
-              <w:t>reads</w:t>
-            </w:r>
-            <w:proofErr w:type="gramEnd"/>
-            <w:r>
-              <w:rPr>
-                <w:color w:val="1A1A1A"/>
-                <w:sz w:val="20"/>
-                <w:szCs w:val="20"/>
-              </w:rPr>
-              <w:t>).</w:t>
+              <w:t xml:space="preserve"> for each side (e.g. PostgreSQL for writes, Redis for reads).</w:t>
             </w:r>
           </w:p>
           <w:p>
@@ -6585,23 +6321,13 @@
             <w:pPr>
               <w:spacing w:before="24" w:after="24"/>
             </w:pPr>
-            <w:proofErr w:type="gramStart"/>
             <w:r>
               <w:rPr>
                 <w:color w:val="1A1A1A"/>
                 <w:sz w:val="20"/>
                 <w:szCs w:val="20"/>
               </w:rPr>
-              <w:t>Eventual consistency</w:t>
-            </w:r>
-            <w:proofErr w:type="gramEnd"/>
-            <w:r>
-              <w:rPr>
-                <w:color w:val="1A1A1A"/>
-                <w:sz w:val="20"/>
-                <w:szCs w:val="20"/>
-              </w:rPr>
-              <w:t>.</w:t>
+              <w:t>Eventual consistency.</w:t>
             </w:r>
           </w:p>
           <w:p>
@@ -6756,41 +6482,13 @@
             <w:pPr>
               <w:spacing w:before="24" w:after="24"/>
             </w:pPr>
-            <w:proofErr w:type="gramStart"/>
             <w:r>
               <w:rPr>
                 <w:color w:val="1A1A1A"/>
                 <w:sz w:val="20"/>
                 <w:szCs w:val="20"/>
               </w:rPr>
-              <w:t>Eventual</w:t>
-            </w:r>
-            <w:proofErr w:type="gramEnd"/>
-            <w:r>
-              <w:rPr>
-                <w:color w:val="1A1A1A"/>
-                <w:sz w:val="20"/>
-                <w:szCs w:val="20"/>
-              </w:rPr>
-              <w:t xml:space="preserve"> consistency: read side </w:t>
-            </w:r>
-            <w:proofErr w:type="gramStart"/>
-            <w:r>
-              <w:rPr>
-                <w:color w:val="1A1A1A"/>
-                <w:sz w:val="20"/>
-                <w:szCs w:val="20"/>
-              </w:rPr>
-              <w:t>lags behind</w:t>
-            </w:r>
-            <w:proofErr w:type="gramEnd"/>
-            <w:r>
-              <w:rPr>
-                <w:color w:val="1A1A1A"/>
-                <w:sz w:val="20"/>
-                <w:szCs w:val="20"/>
-              </w:rPr>
-              <w:t xml:space="preserve"> write side.</w:t>
+              <w:t>Eventual consistency: read side lags behind write side.</w:t>
             </w:r>
           </w:p>
           <w:p>
@@ -6930,56 +6628,20 @@
                 <w:sz w:val="20"/>
                 <w:szCs w:val="20"/>
               </w:rPr>
-              <w:t xml:space="preserve">CAP </w:t>
-            </w:r>
-            <w:proofErr w:type="gramStart"/>
+              <w:t>CAP theorem: defines the fundamental limit — C and A cannot both be guaranteed during a partition.</w:t>
+            </w:r>
+          </w:p>
+          <w:p>
+            <w:pPr>
+              <w:spacing w:before="24" w:after="24"/>
+            </w:pPr>
             <w:r>
               <w:rPr>
                 <w:color w:val="1A1A1A"/>
                 <w:sz w:val="20"/>
                 <w:szCs w:val="20"/>
               </w:rPr>
-              <w:t>theorem:</w:t>
-            </w:r>
-            <w:proofErr w:type="gramEnd"/>
-            <w:r>
-              <w:rPr>
-                <w:color w:val="1A1A1A"/>
-                <w:sz w:val="20"/>
-                <w:szCs w:val="20"/>
-              </w:rPr>
-              <w:t xml:space="preserve"> defines the fundamental limit — C and A cannot both be guaranteed during a partition.</w:t>
-            </w:r>
-          </w:p>
-          <w:p>
-            <w:pPr>
-              <w:spacing w:before="24" w:after="24"/>
-            </w:pPr>
-            <w:r>
-              <w:rPr>
-                <w:color w:val="1A1A1A"/>
-                <w:sz w:val="20"/>
-                <w:szCs w:val="20"/>
-              </w:rPr>
-              <w:t xml:space="preserve">Consistency spectrum: fills in </w:t>
-            </w:r>
-            <w:proofErr w:type="gramStart"/>
-            <w:r>
-              <w:rPr>
-                <w:color w:val="1A1A1A"/>
-                <w:sz w:val="20"/>
-                <w:szCs w:val="20"/>
-              </w:rPr>
-              <w:t>the detail —</w:t>
-            </w:r>
-            <w:proofErr w:type="gramEnd"/>
-            <w:r>
-              <w:rPr>
-                <w:color w:val="1A1A1A"/>
-                <w:sz w:val="20"/>
-                <w:szCs w:val="20"/>
-              </w:rPr>
-              <w:t xml:space="preserve"> consistency has many levels, not just on/off.</w:t>
+              <w:t>Consistency spectrum: fills in the detail — consistency has many levels, not just on/off.</w:t>
             </w:r>
           </w:p>
           <w:p>
@@ -7076,25 +6738,7 @@
         <w:sz w:val="17"/>
         <w:szCs w:val="17"/>
       </w:rPr>
-      <w:t xml:space="preserve">Program Systems Development — Distributed </w:t>
-    </w:r>
-    <w:proofErr w:type="gramStart"/>
-    <w:r>
-      <w:rPr>
-        <w:color w:val="888888"/>
-        <w:sz w:val="17"/>
-        <w:szCs w:val="17"/>
-      </w:rPr>
-      <w:t>Systems  |</w:t>
-    </w:r>
-    <w:proofErr w:type="gramEnd"/>
-    <w:r>
-      <w:rPr>
-        <w:color w:val="888888"/>
-        <w:sz w:val="17"/>
-        <w:szCs w:val="17"/>
-      </w:rPr>
-      <w:t xml:space="preserve">  Page </w:t>
+      <w:t xml:space="preserve">Program Systems Development — Distributed Systems  |  Page </w:t>
     </w:r>
     <w:r>
       <w:rPr>
